--- a/Мышка для людей с ограниченной моторикой рук/Документы/Текст для презентаций.docx
+++ b/Мышка для людей с ограниченной моторикой рук/Документы/Текст для презентаций.docx
@@ -19,7 +19,7 @@
           <w:sz w:val="22"/>
           <w:szCs w:val="22"/>
         </w:rPr>
-        <w:t>2</w:t>
+        <w:t>1</w:t>
       </w:r>
       <w:r>
         <w:rPr>
@@ -28,30 +28,7 @@
           <w:szCs w:val="22"/>
         </w:rPr>
         <w:tab/>
-      </w:r>
-      <w:r>
-        <w:rPr>
-          <w:rFonts w:asciiTheme="minorHAnsi" w:hAnsiTheme="minorHAnsi" w:cstheme="minorHAnsi"/>
-          <w:sz w:val="22"/>
-          <w:szCs w:val="22"/>
-        </w:rPr>
-        <w:t>В современном мире цифров</w:t>
-      </w:r>
-      <w:r>
-        <w:rPr>
-          <w:rFonts w:asciiTheme="minorHAnsi" w:hAnsiTheme="minorHAnsi" w:cstheme="minorHAnsi"/>
-          <w:sz w:val="22"/>
-          <w:szCs w:val="22"/>
-        </w:rPr>
-        <w:t>ая среда</w:t>
-      </w:r>
-      <w:r>
-        <w:rPr>
-          <w:rFonts w:asciiTheme="minorHAnsi" w:hAnsiTheme="minorHAnsi" w:cstheme="minorHAnsi"/>
-          <w:sz w:val="22"/>
-          <w:szCs w:val="22"/>
-        </w:rPr>
-        <w:t xml:space="preserve"> отвечает за многие аспекты нашей жизни: работа учеба знания и многое другое, однако для людей с ограниченной моторикой рук она часто закрыта – им неудобно пользоваться классическими средствами ввода. Моя бабушка яро горела желанием изучить технологии, однако не могла пользоватся простой компьютерной мышью в результате инсульта. Тогда я задумался о создании данного проекта.</w:t>
+        <w:t>Добрый день, уважаемые жюри! Меня зовут Пивоваров Андрей, и я желаю представить вам свой проект: Манипулятор для людей с ограниченными возможностями.</w:t>
       </w:r>
     </w:p>
     <w:p>
@@ -71,7 +48,7 @@
           <w:sz w:val="22"/>
           <w:szCs w:val="22"/>
         </w:rPr>
-        <w:t>3</w:t>
+        <w:t>2</w:t>
       </w:r>
       <w:r>
         <w:rPr>
@@ -80,166 +57,48 @@
           <w:szCs w:val="22"/>
         </w:rPr>
         <w:tab/>
-        <w:t>Исследования начались с изучения аналогов, которые могут помочь при треморе рук. Головной указатель «</w:t>
-      </w:r>
-      <w:r>
-        <w:rPr>
-          <w:rFonts w:asciiTheme="minorHAnsi" w:hAnsiTheme="minorHAnsi" w:cstheme="minorHAnsi"/>
-          <w:sz w:val="22"/>
-          <w:szCs w:val="22"/>
-          <w:lang w:val="en-US"/>
-        </w:rPr>
-        <w:t>Eye</w:t>
-      </w:r>
-      <w:r>
-        <w:rPr>
-          <w:rFonts w:asciiTheme="minorHAnsi" w:hAnsiTheme="minorHAnsi" w:cstheme="minorHAnsi"/>
-          <w:sz w:val="22"/>
-          <w:szCs w:val="22"/>
-        </w:rPr>
-        <w:t xml:space="preserve"> </w:t>
-      </w:r>
-      <w:r>
-        <w:rPr>
-          <w:rFonts w:asciiTheme="minorHAnsi" w:hAnsiTheme="minorHAnsi" w:cstheme="minorHAnsi"/>
-          <w:sz w:val="22"/>
-          <w:szCs w:val="22"/>
-          <w:lang w:val="en-US"/>
-        </w:rPr>
-        <w:t>Gaze</w:t>
-      </w:r>
-      <w:r>
-        <w:rPr>
-          <w:rFonts w:asciiTheme="minorHAnsi" w:hAnsiTheme="minorHAnsi" w:cstheme="minorHAnsi"/>
-          <w:sz w:val="22"/>
-          <w:szCs w:val="22"/>
-        </w:rPr>
-        <w:t>»</w:t>
-      </w:r>
-      <w:r>
-        <w:rPr>
-          <w:rFonts w:asciiTheme="minorHAnsi" w:hAnsiTheme="minorHAnsi" w:cstheme="minorHAnsi"/>
-          <w:sz w:val="22"/>
-          <w:szCs w:val="22"/>
-        </w:rPr>
-        <w:t xml:space="preserve"> </w:t>
-      </w:r>
-      <w:r>
-        <w:rPr>
-          <w:rFonts w:asciiTheme="minorHAnsi" w:hAnsiTheme="minorHAnsi" w:cstheme="minorHAnsi"/>
-          <w:sz w:val="22"/>
-          <w:szCs w:val="22"/>
-        </w:rPr>
-        <w:t>отслеживает движение глаз, он не задействует руки, однако имеет высокую стоимость и нестабилен при плохом освещении. Программное обеспечение</w:t>
-      </w:r>
-      <w:r>
-        <w:rPr>
-          <w:rFonts w:asciiTheme="minorHAnsi" w:hAnsiTheme="minorHAnsi" w:cstheme="minorHAnsi"/>
-          <w:sz w:val="22"/>
-          <w:szCs w:val="22"/>
-        </w:rPr>
-        <w:t xml:space="preserve"> «</w:t>
-      </w:r>
-      <w:r>
-        <w:rPr>
-          <w:rFonts w:asciiTheme="minorHAnsi" w:hAnsiTheme="minorHAnsi" w:cstheme="minorHAnsi"/>
-          <w:sz w:val="22"/>
-          <w:szCs w:val="22"/>
-          <w:lang w:val="en-US"/>
-        </w:rPr>
-        <w:t>Dragon</w:t>
-      </w:r>
-      <w:r>
-        <w:rPr>
-          <w:rFonts w:asciiTheme="minorHAnsi" w:hAnsiTheme="minorHAnsi" w:cstheme="minorHAnsi"/>
-          <w:sz w:val="22"/>
-          <w:szCs w:val="22"/>
-        </w:rPr>
-        <w:t xml:space="preserve"> </w:t>
-      </w:r>
-      <w:r>
-        <w:rPr>
-          <w:rFonts w:asciiTheme="minorHAnsi" w:hAnsiTheme="minorHAnsi" w:cstheme="minorHAnsi"/>
-          <w:sz w:val="22"/>
-          <w:szCs w:val="22"/>
-          <w:lang w:val="en-US"/>
-        </w:rPr>
-        <w:t>Naturally</w:t>
-      </w:r>
-      <w:r>
-        <w:rPr>
-          <w:rFonts w:asciiTheme="minorHAnsi" w:hAnsiTheme="minorHAnsi" w:cstheme="minorHAnsi"/>
-          <w:sz w:val="22"/>
-          <w:szCs w:val="22"/>
-        </w:rPr>
-        <w:t xml:space="preserve"> </w:t>
-      </w:r>
-      <w:r>
-        <w:rPr>
-          <w:rFonts w:asciiTheme="minorHAnsi" w:hAnsiTheme="minorHAnsi" w:cstheme="minorHAnsi"/>
-          <w:sz w:val="22"/>
-          <w:szCs w:val="22"/>
-          <w:lang w:val="en-US"/>
-        </w:rPr>
-        <w:t>Speaking</w:t>
-      </w:r>
-      <w:r>
-        <w:rPr>
-          <w:rFonts w:asciiTheme="minorHAnsi" w:hAnsiTheme="minorHAnsi" w:cstheme="minorHAnsi"/>
-          <w:sz w:val="22"/>
-          <w:szCs w:val="22"/>
-        </w:rPr>
-        <w:t>»</w:t>
-      </w:r>
-      <w:r>
-        <w:rPr>
-          <w:rFonts w:asciiTheme="minorHAnsi" w:hAnsiTheme="minorHAnsi" w:cstheme="minorHAnsi"/>
-          <w:sz w:val="22"/>
-          <w:szCs w:val="22"/>
-        </w:rPr>
-        <w:t xml:space="preserve"> </w:t>
-      </w:r>
-      <w:r>
-        <w:rPr>
-          <w:rFonts w:asciiTheme="minorHAnsi" w:hAnsiTheme="minorHAnsi" w:cstheme="minorHAnsi"/>
-          <w:sz w:val="22"/>
-          <w:szCs w:val="22"/>
-        </w:rPr>
-        <w:t xml:space="preserve">выполняет голосовые команды пользователя, не задействует руки, однако нестабилен в шумной среде, и не подходит людям с проблемами с речью. Сенсорные планшеты по типу </w:t>
-      </w:r>
-      <w:r>
-        <w:rPr>
-          <w:rFonts w:asciiTheme="minorHAnsi" w:hAnsiTheme="minorHAnsi" w:cstheme="minorHAnsi"/>
-          <w:sz w:val="22"/>
-          <w:szCs w:val="22"/>
-          <w:lang w:val="en-US"/>
-        </w:rPr>
-        <w:t>Wacom</w:t>
-      </w:r>
-      <w:r>
-        <w:rPr>
-          <w:rFonts w:asciiTheme="minorHAnsi" w:hAnsiTheme="minorHAnsi" w:cstheme="minorHAnsi"/>
-          <w:sz w:val="22"/>
-          <w:szCs w:val="22"/>
-        </w:rPr>
-        <w:t xml:space="preserve"> </w:t>
-      </w:r>
-      <w:r>
-        <w:rPr>
-          <w:rFonts w:asciiTheme="minorHAnsi" w:hAnsiTheme="minorHAnsi" w:cstheme="minorHAnsi"/>
-          <w:sz w:val="22"/>
-          <w:szCs w:val="22"/>
-          <w:lang w:val="en-US"/>
-        </w:rPr>
-        <w:t>Bamboo</w:t>
-      </w:r>
-      <w:r>
-        <w:rPr>
-          <w:rFonts w:asciiTheme="minorHAnsi" w:hAnsiTheme="minorHAnsi" w:cstheme="minorHAnsi"/>
-          <w:sz w:val="22"/>
-          <w:szCs w:val="22"/>
-        </w:rPr>
-        <w:t xml:space="preserve"> отслеживают движение пальца или сенсорного карандаша, они могут помочь, однако люди с плохой мелкой моторикой не смогут управлять компьютером, а также планшеты часто имеют высокую стоимость. Рассмотрев аналоги были выявлены их преимущества и недостатки.</w:t>
+      </w:r>
+      <w:r>
+        <w:rPr>
+          <w:rFonts w:asciiTheme="minorHAnsi" w:hAnsiTheme="minorHAnsi" w:cstheme="minorHAnsi"/>
+          <w:sz w:val="22"/>
+          <w:szCs w:val="22"/>
+        </w:rPr>
+        <w:t>В современном мире цифров</w:t>
+      </w:r>
+      <w:r>
+        <w:rPr>
+          <w:rFonts w:asciiTheme="minorHAnsi" w:hAnsiTheme="minorHAnsi" w:cstheme="minorHAnsi"/>
+          <w:sz w:val="22"/>
+          <w:szCs w:val="22"/>
+        </w:rPr>
+        <w:t>ая среда</w:t>
+      </w:r>
+      <w:r>
+        <w:rPr>
+          <w:rFonts w:asciiTheme="minorHAnsi" w:hAnsiTheme="minorHAnsi" w:cstheme="minorHAnsi"/>
+          <w:sz w:val="22"/>
+          <w:szCs w:val="22"/>
+        </w:rPr>
+        <w:t xml:space="preserve"> отвечает за многие аспекты нашей жизни: работа учеба знания и многое другое, однако для людей с ограниченной моторикой рук она часто закрыта – им неудобно пользоваться классическими средствами ввода. Моя бабушка яро горела желанием изучить технологии, однако не могла </w:t>
+      </w:r>
+      <w:proofErr w:type="spellStart"/>
+      <w:r>
+        <w:rPr>
+          <w:rFonts w:asciiTheme="minorHAnsi" w:hAnsiTheme="minorHAnsi" w:cstheme="minorHAnsi"/>
+          <w:sz w:val="22"/>
+          <w:szCs w:val="22"/>
+        </w:rPr>
+        <w:t>пользоватся</w:t>
+      </w:r>
+      <w:proofErr w:type="spellEnd"/>
+      <w:r>
+        <w:rPr>
+          <w:rFonts w:asciiTheme="minorHAnsi" w:hAnsiTheme="minorHAnsi" w:cstheme="minorHAnsi"/>
+          <w:sz w:val="22"/>
+          <w:szCs w:val="22"/>
+        </w:rPr>
+        <w:t xml:space="preserve"> простой компьютерной мышью в результате инсульта. Тогда я задумался о создании данного проекта.</w:t>
       </w:r>
     </w:p>
     <w:p>
@@ -259,7 +118,7 @@
           <w:sz w:val="22"/>
           <w:szCs w:val="22"/>
         </w:rPr>
-        <w:t>4</w:t>
+        <w:t>3</w:t>
       </w:r>
       <w:r>
         <w:rPr>
@@ -268,23 +127,173 @@
           <w:szCs w:val="22"/>
         </w:rPr>
         <w:tab/>
-        <w:t>На слайде написаны поставленные цели и требования к проектному изделию</w:t>
-      </w:r>
-      <w:r>
-        <w:rPr>
-          <w:rFonts w:asciiTheme="minorHAnsi" w:hAnsiTheme="minorHAnsi" w:cstheme="minorHAnsi"/>
-          <w:sz w:val="22"/>
-          <w:szCs w:val="22"/>
-        </w:rPr>
-        <w:t>, выявленные при рассмотрении аналогов</w:t>
-      </w:r>
-      <w:r>
-        <w:rPr>
-          <w:rFonts w:asciiTheme="minorHAnsi" w:hAnsiTheme="minorHAnsi" w:cstheme="minorHAnsi"/>
-          <w:sz w:val="22"/>
-          <w:szCs w:val="22"/>
-        </w:rPr>
-        <w:t>.</w:t>
+      </w:r>
+      <w:r>
+        <w:rPr>
+          <w:rFonts w:asciiTheme="minorHAnsi" w:hAnsiTheme="minorHAnsi" w:cstheme="minorHAnsi"/>
+          <w:sz w:val="22"/>
+          <w:szCs w:val="22"/>
+        </w:rPr>
+        <w:t>Исследования начались с изучения аналогов, которые могут помочь при треморе рук. Головной указатель «</w:t>
+      </w:r>
+      <w:r>
+        <w:rPr>
+          <w:rFonts w:asciiTheme="minorHAnsi" w:hAnsiTheme="minorHAnsi" w:cstheme="minorHAnsi"/>
+          <w:sz w:val="22"/>
+          <w:szCs w:val="22"/>
+          <w:lang w:val="en-US"/>
+        </w:rPr>
+        <w:t>Eye</w:t>
+      </w:r>
+      <w:r>
+        <w:rPr>
+          <w:rFonts w:asciiTheme="minorHAnsi" w:hAnsiTheme="minorHAnsi" w:cstheme="minorHAnsi"/>
+          <w:sz w:val="22"/>
+          <w:szCs w:val="22"/>
+        </w:rPr>
+        <w:t xml:space="preserve"> </w:t>
+      </w:r>
+      <w:r>
+        <w:rPr>
+          <w:rFonts w:asciiTheme="minorHAnsi" w:hAnsiTheme="minorHAnsi" w:cstheme="minorHAnsi"/>
+          <w:sz w:val="22"/>
+          <w:szCs w:val="22"/>
+          <w:lang w:val="en-US"/>
+        </w:rPr>
+        <w:t>Gaze</w:t>
+      </w:r>
+      <w:r>
+        <w:rPr>
+          <w:rFonts w:asciiTheme="minorHAnsi" w:hAnsiTheme="minorHAnsi" w:cstheme="minorHAnsi"/>
+          <w:sz w:val="22"/>
+          <w:szCs w:val="22"/>
+        </w:rPr>
+        <w:t>»</w:t>
+      </w:r>
+      <w:r>
+        <w:rPr>
+          <w:rFonts w:asciiTheme="minorHAnsi" w:hAnsiTheme="minorHAnsi" w:cstheme="minorHAnsi"/>
+          <w:sz w:val="22"/>
+          <w:szCs w:val="22"/>
+        </w:rPr>
+        <w:t xml:space="preserve"> </w:t>
+      </w:r>
+      <w:r>
+        <w:rPr>
+          <w:rFonts w:asciiTheme="minorHAnsi" w:hAnsiTheme="minorHAnsi" w:cstheme="minorHAnsi"/>
+          <w:sz w:val="22"/>
+          <w:szCs w:val="22"/>
+        </w:rPr>
+        <w:t>отслеживает движение глаз, он не задействует руки, однако имеет высокую стоимость и нестабилен при плохом освещении. Программное обеспечение</w:t>
+      </w:r>
+      <w:r>
+        <w:rPr>
+          <w:rFonts w:asciiTheme="minorHAnsi" w:hAnsiTheme="minorHAnsi" w:cstheme="minorHAnsi"/>
+          <w:sz w:val="22"/>
+          <w:szCs w:val="22"/>
+        </w:rPr>
+        <w:t xml:space="preserve"> «</w:t>
+      </w:r>
+      <w:r>
+        <w:rPr>
+          <w:rFonts w:asciiTheme="minorHAnsi" w:hAnsiTheme="minorHAnsi" w:cstheme="minorHAnsi"/>
+          <w:sz w:val="22"/>
+          <w:szCs w:val="22"/>
+          <w:lang w:val="en-US"/>
+        </w:rPr>
+        <w:t>Dragon</w:t>
+      </w:r>
+      <w:r>
+        <w:rPr>
+          <w:rFonts w:asciiTheme="minorHAnsi" w:hAnsiTheme="minorHAnsi" w:cstheme="minorHAnsi"/>
+          <w:sz w:val="22"/>
+          <w:szCs w:val="22"/>
+        </w:rPr>
+        <w:t xml:space="preserve"> </w:t>
+      </w:r>
+      <w:r>
+        <w:rPr>
+          <w:rFonts w:asciiTheme="minorHAnsi" w:hAnsiTheme="minorHAnsi" w:cstheme="minorHAnsi"/>
+          <w:sz w:val="22"/>
+          <w:szCs w:val="22"/>
+          <w:lang w:val="en-US"/>
+        </w:rPr>
+        <w:t>Naturally</w:t>
+      </w:r>
+      <w:r>
+        <w:rPr>
+          <w:rFonts w:asciiTheme="minorHAnsi" w:hAnsiTheme="minorHAnsi" w:cstheme="minorHAnsi"/>
+          <w:sz w:val="22"/>
+          <w:szCs w:val="22"/>
+        </w:rPr>
+        <w:t xml:space="preserve"> </w:t>
+      </w:r>
+      <w:r>
+        <w:rPr>
+          <w:rFonts w:asciiTheme="minorHAnsi" w:hAnsiTheme="minorHAnsi" w:cstheme="minorHAnsi"/>
+          <w:sz w:val="22"/>
+          <w:szCs w:val="22"/>
+          <w:lang w:val="en-US"/>
+        </w:rPr>
+        <w:t>Speaking</w:t>
+      </w:r>
+      <w:r>
+        <w:rPr>
+          <w:rFonts w:asciiTheme="minorHAnsi" w:hAnsiTheme="minorHAnsi" w:cstheme="minorHAnsi"/>
+          <w:sz w:val="22"/>
+          <w:szCs w:val="22"/>
+        </w:rPr>
+        <w:t>»</w:t>
+      </w:r>
+      <w:r>
+        <w:rPr>
+          <w:rFonts w:asciiTheme="minorHAnsi" w:hAnsiTheme="minorHAnsi" w:cstheme="minorHAnsi"/>
+          <w:sz w:val="22"/>
+          <w:szCs w:val="22"/>
+        </w:rPr>
+        <w:t xml:space="preserve"> </w:t>
+      </w:r>
+      <w:r>
+        <w:rPr>
+          <w:rFonts w:asciiTheme="minorHAnsi" w:hAnsiTheme="minorHAnsi" w:cstheme="minorHAnsi"/>
+          <w:sz w:val="22"/>
+          <w:szCs w:val="22"/>
+        </w:rPr>
+        <w:t xml:space="preserve">выполняет голосовые команды пользователя, не задействует руки, однако нестабилен в шумной среде, и не подходит людям с проблемами с речью. Сенсорные планшеты по типу </w:t>
+      </w:r>
+      <w:r>
+        <w:rPr>
+          <w:rFonts w:asciiTheme="minorHAnsi" w:hAnsiTheme="minorHAnsi" w:cstheme="minorHAnsi"/>
+          <w:sz w:val="22"/>
+          <w:szCs w:val="22"/>
+          <w:lang w:val="en-US"/>
+        </w:rPr>
+        <w:t>Wacom</w:t>
+      </w:r>
+      <w:r>
+        <w:rPr>
+          <w:rFonts w:asciiTheme="minorHAnsi" w:hAnsiTheme="minorHAnsi" w:cstheme="minorHAnsi"/>
+          <w:sz w:val="22"/>
+          <w:szCs w:val="22"/>
+        </w:rPr>
+        <w:t xml:space="preserve"> </w:t>
+      </w:r>
+      <w:r>
+        <w:rPr>
+          <w:rFonts w:asciiTheme="minorHAnsi" w:hAnsiTheme="minorHAnsi" w:cstheme="minorHAnsi"/>
+          <w:sz w:val="22"/>
+          <w:szCs w:val="22"/>
+          <w:lang w:val="en-US"/>
+        </w:rPr>
+        <w:t>Bamboo</w:t>
+      </w:r>
+      <w:r>
+        <w:rPr>
+          <w:rFonts w:asciiTheme="minorHAnsi" w:hAnsiTheme="minorHAnsi" w:cstheme="minorHAnsi"/>
+          <w:sz w:val="22"/>
+          <w:szCs w:val="22"/>
+        </w:rPr>
+        <w:t xml:space="preserve"> отслеживают движение пальца или сенсорного карандаша, они могут помочь, однако люди с плохой мелкой моторикой не смогут управлять компьютером, а также планшеты часто имеют высокую стоимость. Рассмотрев аналоги были выявлены их преимущества и недостатки.</w:t>
       </w:r>
     </w:p>
     <w:p>
@@ -294,17 +303,15 @@
         <w:jc w:val="both"/>
         <w:rPr>
           <w:rFonts w:asciiTheme="minorHAnsi" w:hAnsiTheme="minorHAnsi" w:cstheme="minorHAnsi"/>
-          <w:sz w:val="22"/>
-          <w:szCs w:val="22"/>
-        </w:rPr>
-      </w:pPr>
-      <w:r>
-        <w:rPr>
-          <w:rFonts w:asciiTheme="minorHAnsi" w:hAnsiTheme="minorHAnsi" w:cstheme="minorHAnsi"/>
-          <w:sz w:val="22"/>
-          <w:szCs w:val="22"/>
-        </w:rPr>
-        <w:t>5</w:t>
+        </w:rPr>
+      </w:pPr>
+      <w:r>
+        <w:rPr>
+          <w:rFonts w:asciiTheme="minorHAnsi" w:hAnsiTheme="minorHAnsi" w:cstheme="minorHAnsi"/>
+          <w:sz w:val="22"/>
+          <w:szCs w:val="22"/>
+        </w:rPr>
+        <w:t>4</w:t>
       </w:r>
       <w:r>
         <w:rPr>
@@ -313,41 +320,70 @@
           <w:szCs w:val="22"/>
         </w:rPr>
         <w:tab/>
-        <w:t xml:space="preserve">Электрическими компонентами были выбраны гироскоп </w:t>
-      </w:r>
-      <w:r>
-        <w:rPr>
-          <w:rFonts w:asciiTheme="minorHAnsi" w:hAnsiTheme="minorHAnsi" w:cstheme="minorHAnsi"/>
-          <w:sz w:val="22"/>
-          <w:szCs w:val="22"/>
-          <w:lang w:val="en-US"/>
-        </w:rPr>
-        <w:t>MPU</w:t>
-      </w:r>
-      <w:r>
-        <w:rPr>
-          <w:rFonts w:asciiTheme="minorHAnsi" w:hAnsiTheme="minorHAnsi" w:cstheme="minorHAnsi"/>
-          <w:sz w:val="22"/>
-          <w:szCs w:val="22"/>
-        </w:rPr>
-        <w:t xml:space="preserve">-6050 для отслеживания </w:t>
-      </w:r>
-      <w:r>
-        <w:rPr>
-          <w:rFonts w:asciiTheme="minorHAnsi" w:hAnsiTheme="minorHAnsi" w:cstheme="minorHAnsi"/>
-          <w:sz w:val="22"/>
-          <w:szCs w:val="22"/>
-        </w:rPr>
-        <w:t xml:space="preserve">наклона рукояти, микроконтроллер </w:t>
-      </w:r>
-      <w:r>
-        <w:rPr>
-          <w:rFonts w:asciiTheme="minorHAnsi" w:hAnsiTheme="minorHAnsi" w:cstheme="minorHAnsi"/>
-          <w:sz w:val="22"/>
-          <w:szCs w:val="22"/>
-          <w:lang w:val="en-US"/>
-        </w:rPr>
-        <w:t>Arduino</w:t>
+      </w:r>
+      <w:r>
+        <w:rPr>
+          <w:rFonts w:asciiTheme="minorHAnsi" w:hAnsiTheme="minorHAnsi" w:cstheme="minorHAnsi"/>
+          <w:sz w:val="22"/>
+          <w:szCs w:val="22"/>
+        </w:rPr>
+        <w:t xml:space="preserve">Целью проекта было поставлено создание </w:t>
+      </w:r>
+      <w:r>
+        <w:rPr>
+          <w:rFonts w:asciiTheme="minorHAnsi" w:hAnsiTheme="minorHAnsi" w:cstheme="minorHAnsi"/>
+          <w:sz w:val="22"/>
+          <w:szCs w:val="22"/>
+        </w:rPr>
+        <w:t>рабочего подобия манипулятора, имеющего с</w:t>
+      </w:r>
+      <w:r>
+        <w:rPr>
+          <w:rFonts w:asciiTheme="minorHAnsi" w:hAnsiTheme="minorHAnsi" w:cstheme="minorHAnsi"/>
+          <w:sz w:val="22"/>
+          <w:szCs w:val="22"/>
+        </w:rPr>
+        <w:t>табильное и точное управление курсором</w:t>
+      </w:r>
+      <w:r>
+        <w:rPr>
+          <w:rFonts w:asciiTheme="minorHAnsi" w:hAnsiTheme="minorHAnsi" w:cstheme="minorHAnsi"/>
+          <w:sz w:val="22"/>
+          <w:szCs w:val="22"/>
+        </w:rPr>
+        <w:t xml:space="preserve">, </w:t>
+      </w:r>
+      <w:r>
+        <w:rPr>
+          <w:rFonts w:asciiTheme="minorHAnsi" w:hAnsiTheme="minorHAnsi" w:cstheme="minorHAnsi"/>
+        </w:rPr>
+        <w:t>п</w:t>
+      </w:r>
+      <w:r>
+        <w:rPr>
+          <w:rFonts w:asciiTheme="minorHAnsi" w:hAnsiTheme="minorHAnsi" w:cstheme="minorHAnsi"/>
+        </w:rPr>
+        <w:t>ассивную физическую стабилизацию руки</w:t>
+      </w:r>
+      <w:r>
+        <w:rPr>
+          <w:rFonts w:asciiTheme="minorHAnsi" w:hAnsiTheme="minorHAnsi" w:cstheme="minorHAnsi"/>
+          <w:sz w:val="22"/>
+          <w:szCs w:val="22"/>
+        </w:rPr>
+        <w:t>, о</w:t>
+      </w:r>
+      <w:r>
+        <w:rPr>
+          <w:rFonts w:asciiTheme="minorHAnsi" w:hAnsiTheme="minorHAnsi" w:cstheme="minorHAnsi"/>
+        </w:rPr>
+        <w:t>тсутствие сложной калибровки</w:t>
+      </w:r>
+      <w:r>
+        <w:rPr>
+          <w:rFonts w:asciiTheme="minorHAnsi" w:hAnsiTheme="minorHAnsi" w:cstheme="minorHAnsi"/>
+        </w:rPr>
+        <w:t xml:space="preserve"> и возможность</w:t>
       </w:r>
       <w:r>
         <w:rPr>
@@ -360,111 +396,32 @@
       <w:r>
         <w:rPr>
           <w:rFonts w:asciiTheme="minorHAnsi" w:hAnsiTheme="minorHAnsi" w:cstheme="minorHAnsi"/>
-          <w:sz w:val="22"/>
-          <w:szCs w:val="22"/>
-          <w:lang w:val="en-US"/>
-        </w:rPr>
-        <w:t>Pro</w:t>
-      </w:r>
-      <w:r>
-        <w:rPr>
-          <w:rFonts w:asciiTheme="minorHAnsi" w:hAnsiTheme="minorHAnsi" w:cstheme="minorHAnsi"/>
-          <w:sz w:val="22"/>
-          <w:szCs w:val="22"/>
-        </w:rPr>
-        <w:t xml:space="preserve"> </w:t>
-      </w:r>
-      <w:r>
-        <w:rPr>
-          <w:rFonts w:asciiTheme="minorHAnsi" w:hAnsiTheme="minorHAnsi" w:cstheme="minorHAnsi"/>
-          <w:sz w:val="22"/>
-          <w:szCs w:val="22"/>
-          <w:lang w:val="en-US"/>
-        </w:rPr>
-        <w:t>Micro</w:t>
-      </w:r>
-      <w:r>
-        <w:rPr>
-          <w:rFonts w:asciiTheme="minorHAnsi" w:hAnsiTheme="minorHAnsi" w:cstheme="minorHAnsi"/>
-          <w:sz w:val="22"/>
-          <w:szCs w:val="22"/>
-        </w:rPr>
-        <w:t xml:space="preserve"> </w:t>
-      </w:r>
-      <w:r>
-        <w:rPr>
-          <w:rFonts w:asciiTheme="minorHAnsi" w:hAnsiTheme="minorHAnsi" w:cstheme="minorHAnsi"/>
-          <w:sz w:val="22"/>
-          <w:szCs w:val="22"/>
-        </w:rPr>
-        <w:t xml:space="preserve">для управления компьютером, инкрементальный энкодер </w:t>
-      </w:r>
-      <w:r>
-        <w:rPr>
-          <w:rFonts w:asciiTheme="minorHAnsi" w:hAnsiTheme="minorHAnsi" w:cstheme="minorHAnsi"/>
-          <w:sz w:val="22"/>
-          <w:szCs w:val="22"/>
-          <w:lang w:val="en-US"/>
-        </w:rPr>
-        <w:t>EC</w:t>
-      </w:r>
-      <w:r>
-        <w:rPr>
-          <w:rFonts w:asciiTheme="minorHAnsi" w:hAnsiTheme="minorHAnsi" w:cstheme="minorHAnsi"/>
-          <w:sz w:val="22"/>
-          <w:szCs w:val="22"/>
-        </w:rPr>
-        <w:t>11</w:t>
-      </w:r>
-      <w:r>
-        <w:rPr>
-          <w:rFonts w:asciiTheme="minorHAnsi" w:hAnsiTheme="minorHAnsi" w:cstheme="minorHAnsi"/>
-          <w:sz w:val="22"/>
-          <w:szCs w:val="22"/>
-        </w:rPr>
-        <w:t xml:space="preserve"> для имитации прокрутки колесика мыши и нажатия среднего клика, а так же тактовые кнопки для нажатия левой и правой кнопок мыши и изменения чувствительности манипулятора. Как материал был выбран термопластик </w:t>
-      </w:r>
-      <w:r>
-        <w:rPr>
-          <w:rFonts w:asciiTheme="minorHAnsi" w:hAnsiTheme="minorHAnsi" w:cstheme="minorHAnsi"/>
-          <w:sz w:val="22"/>
-          <w:szCs w:val="22"/>
-          <w:lang w:val="en-US"/>
-        </w:rPr>
-        <w:t>PETG</w:t>
-      </w:r>
-      <w:r>
-        <w:rPr>
-          <w:rFonts w:asciiTheme="minorHAnsi" w:hAnsiTheme="minorHAnsi" w:cstheme="minorHAnsi"/>
-          <w:sz w:val="22"/>
-          <w:szCs w:val="22"/>
-        </w:rPr>
-        <w:t xml:space="preserve"> </w:t>
-      </w:r>
-      <w:r>
-        <w:rPr>
-          <w:rFonts w:asciiTheme="minorHAnsi" w:hAnsiTheme="minorHAnsi" w:cstheme="minorHAnsi"/>
-          <w:sz w:val="22"/>
-          <w:szCs w:val="22"/>
-        </w:rPr>
-        <w:t>за его прочность, простоту при 3</w:t>
-      </w:r>
-      <w:r>
-        <w:rPr>
-          <w:rFonts w:asciiTheme="minorHAnsi" w:hAnsiTheme="minorHAnsi" w:cstheme="minorHAnsi"/>
-          <w:sz w:val="22"/>
-          <w:szCs w:val="22"/>
-          <w:lang w:val="en-US"/>
-        </w:rPr>
-        <w:t>D</w:t>
-      </w:r>
-      <w:r>
-        <w:rPr>
-          <w:rFonts w:asciiTheme="minorHAnsi" w:hAnsiTheme="minorHAnsi" w:cstheme="minorHAnsi"/>
-          <w:sz w:val="22"/>
-          <w:szCs w:val="22"/>
-        </w:rPr>
-        <w:t xml:space="preserve"> печати, и биосовместимость.</w:t>
+        </w:rPr>
+        <w:t>р</w:t>
+      </w:r>
+      <w:r>
+        <w:rPr>
+          <w:rFonts w:asciiTheme="minorHAnsi" w:hAnsiTheme="minorHAnsi" w:cstheme="minorHAnsi"/>
+        </w:rPr>
+        <w:t>абот</w:t>
+      </w:r>
+      <w:r>
+        <w:rPr>
+          <w:rFonts w:asciiTheme="minorHAnsi" w:hAnsiTheme="minorHAnsi" w:cstheme="minorHAnsi"/>
+        </w:rPr>
+        <w:t>ы</w:t>
+      </w:r>
+      <w:r>
+        <w:rPr>
+          <w:rFonts w:asciiTheme="minorHAnsi" w:hAnsiTheme="minorHAnsi" w:cstheme="minorHAnsi"/>
+        </w:rPr>
+        <w:t xml:space="preserve"> в любой среде, с плохим освещением или в шумных местах по типу офиса</w:t>
+      </w:r>
+      <w:r>
+        <w:rPr>
+          <w:rFonts w:asciiTheme="minorHAnsi" w:hAnsiTheme="minorHAnsi" w:cstheme="minorHAnsi"/>
+        </w:rPr>
+        <w:t>.</w:t>
       </w:r>
     </w:p>
     <w:p>
@@ -484,7 +441,7 @@
           <w:sz w:val="22"/>
           <w:szCs w:val="22"/>
         </w:rPr>
-        <w:t>6</w:t>
+        <w:t>5</w:t>
       </w:r>
       <w:r>
         <w:rPr>
@@ -493,100 +450,7 @@
           <w:szCs w:val="22"/>
         </w:rPr>
         <w:tab/>
-        <w:t>Процесс изготовления начался с создания эскиза устройства, и последующего воплощения его деталей в 3</w:t>
-      </w:r>
-      <w:r>
-        <w:rPr>
-          <w:rFonts w:asciiTheme="minorHAnsi" w:hAnsiTheme="minorHAnsi" w:cstheme="minorHAnsi"/>
-          <w:sz w:val="22"/>
-          <w:szCs w:val="22"/>
-          <w:lang w:val="en-US"/>
-        </w:rPr>
-        <w:t>D</w:t>
-      </w:r>
-      <w:r>
-        <w:rPr>
-          <w:rFonts w:asciiTheme="minorHAnsi" w:hAnsiTheme="minorHAnsi" w:cstheme="minorHAnsi"/>
-          <w:sz w:val="22"/>
-          <w:szCs w:val="22"/>
-        </w:rPr>
-        <w:t xml:space="preserve"> модель. После этого модели были распечатаны на 3</w:t>
-      </w:r>
-      <w:r>
-        <w:rPr>
-          <w:rFonts w:asciiTheme="minorHAnsi" w:hAnsiTheme="minorHAnsi" w:cstheme="minorHAnsi"/>
-          <w:sz w:val="22"/>
-          <w:szCs w:val="22"/>
-          <w:lang w:val="en-US"/>
-        </w:rPr>
-        <w:t>D</w:t>
-      </w:r>
-      <w:r>
-        <w:rPr>
-          <w:rFonts w:asciiTheme="minorHAnsi" w:hAnsiTheme="minorHAnsi" w:cstheme="minorHAnsi"/>
-          <w:sz w:val="22"/>
-          <w:szCs w:val="22"/>
-        </w:rPr>
-        <w:t xml:space="preserve"> принтере и зачищены от поддержек и шерховатостей. Потом </w:t>
-      </w:r>
-      <w:r>
-        <w:rPr>
-          <w:rFonts w:asciiTheme="minorHAnsi" w:hAnsiTheme="minorHAnsi" w:cstheme="minorHAnsi"/>
-          <w:sz w:val="22"/>
-          <w:szCs w:val="22"/>
-        </w:rPr>
-        <w:t xml:space="preserve">был разработан программный код, загруженный на </w:t>
-      </w:r>
-      <w:r>
-        <w:rPr>
-          <w:rFonts w:asciiTheme="minorHAnsi" w:hAnsiTheme="minorHAnsi" w:cstheme="minorHAnsi"/>
-          <w:sz w:val="22"/>
-          <w:szCs w:val="22"/>
-          <w:lang w:val="en-US"/>
-        </w:rPr>
-        <w:t>Arduino</w:t>
-      </w:r>
-      <w:r>
-        <w:rPr>
-          <w:rFonts w:asciiTheme="minorHAnsi" w:hAnsiTheme="minorHAnsi" w:cstheme="minorHAnsi"/>
-          <w:sz w:val="22"/>
-          <w:szCs w:val="22"/>
-        </w:rPr>
-        <w:t xml:space="preserve"> </w:t>
-      </w:r>
-      <w:r>
-        <w:rPr>
-          <w:rFonts w:asciiTheme="minorHAnsi" w:hAnsiTheme="minorHAnsi" w:cstheme="minorHAnsi"/>
-          <w:sz w:val="22"/>
-          <w:szCs w:val="22"/>
-          <w:lang w:val="en-US"/>
-        </w:rPr>
-        <w:t>Pro</w:t>
-      </w:r>
-      <w:r>
-        <w:rPr>
-          <w:rFonts w:asciiTheme="minorHAnsi" w:hAnsiTheme="minorHAnsi" w:cstheme="minorHAnsi"/>
-          <w:sz w:val="22"/>
-          <w:szCs w:val="22"/>
-        </w:rPr>
-        <w:t xml:space="preserve"> </w:t>
-      </w:r>
-      <w:r>
-        <w:rPr>
-          <w:rFonts w:asciiTheme="minorHAnsi" w:hAnsiTheme="minorHAnsi" w:cstheme="minorHAnsi"/>
-          <w:sz w:val="22"/>
-          <w:szCs w:val="22"/>
-          <w:lang w:val="en-US"/>
-        </w:rPr>
-        <w:t>Micro</w:t>
-      </w:r>
-      <w:r>
-        <w:rPr>
-          <w:rFonts w:asciiTheme="minorHAnsi" w:hAnsiTheme="minorHAnsi" w:cstheme="minorHAnsi"/>
-          <w:sz w:val="22"/>
-          <w:szCs w:val="22"/>
-        </w:rPr>
-        <w:t>, последующая пайка эл. компонентов и сборка устройства.</w:t>
+        <w:t>На слайде представлены таблицы, показывающие себестоимость производства устройства самостоятельно, и его возможного серийного производства.</w:t>
       </w:r>
     </w:p>
     <w:p>
@@ -606,7 +470,7 @@
           <w:sz w:val="22"/>
           <w:szCs w:val="22"/>
         </w:rPr>
-        <w:t>7</w:t>
+        <w:t>6</w:t>
       </w:r>
       <w:r>
         <w:rPr>
@@ -615,23 +479,124 @@
           <w:szCs w:val="22"/>
         </w:rPr>
         <w:tab/>
-        <w:t xml:space="preserve">На слайде изображены взрыв-схема изделия, позволяющая </w:t>
-      </w:r>
-      <w:r>
-        <w:rPr>
-          <w:rFonts w:asciiTheme="minorHAnsi" w:hAnsiTheme="minorHAnsi" w:cstheme="minorHAnsi"/>
-          <w:sz w:val="22"/>
-          <w:szCs w:val="22"/>
-        </w:rPr>
-        <w:t xml:space="preserve">подробно </w:t>
-      </w:r>
-      <w:r>
-        <w:rPr>
-          <w:rFonts w:asciiTheme="minorHAnsi" w:hAnsiTheme="minorHAnsi" w:cstheme="minorHAnsi"/>
-          <w:sz w:val="22"/>
-          <w:szCs w:val="22"/>
-        </w:rPr>
-        <w:t>изучить его строение.</w:t>
+      </w:r>
+      <w:r>
+        <w:rPr>
+          <w:rFonts w:asciiTheme="minorHAnsi" w:hAnsiTheme="minorHAnsi" w:cstheme="minorHAnsi"/>
+          <w:sz w:val="22"/>
+          <w:szCs w:val="22"/>
+        </w:rPr>
+        <w:t xml:space="preserve">При выборе материалов корпуса рассматривались термопластики </w:t>
+      </w:r>
+      <w:r>
+        <w:rPr>
+          <w:rFonts w:asciiTheme="minorHAnsi" w:hAnsiTheme="minorHAnsi" w:cstheme="minorHAnsi"/>
+          <w:sz w:val="22"/>
+          <w:szCs w:val="22"/>
+          <w:lang w:val="en-US"/>
+        </w:rPr>
+        <w:t>PLA</w:t>
+      </w:r>
+      <w:r>
+        <w:rPr>
+          <w:rFonts w:asciiTheme="minorHAnsi" w:hAnsiTheme="minorHAnsi" w:cstheme="minorHAnsi"/>
+          <w:sz w:val="22"/>
+          <w:szCs w:val="22"/>
+        </w:rPr>
+        <w:t xml:space="preserve">, </w:t>
+      </w:r>
+      <w:r>
+        <w:rPr>
+          <w:rFonts w:asciiTheme="minorHAnsi" w:hAnsiTheme="minorHAnsi" w:cstheme="minorHAnsi"/>
+          <w:sz w:val="22"/>
+          <w:szCs w:val="22"/>
+          <w:lang w:val="en-US"/>
+        </w:rPr>
+        <w:t>ABS</w:t>
+      </w:r>
+      <w:r>
+        <w:rPr>
+          <w:rFonts w:asciiTheme="minorHAnsi" w:hAnsiTheme="minorHAnsi" w:cstheme="minorHAnsi"/>
+          <w:sz w:val="22"/>
+          <w:szCs w:val="22"/>
+        </w:rPr>
+        <w:t xml:space="preserve"> и </w:t>
+      </w:r>
+      <w:r>
+        <w:rPr>
+          <w:rFonts w:asciiTheme="minorHAnsi" w:hAnsiTheme="minorHAnsi" w:cstheme="minorHAnsi"/>
+          <w:sz w:val="22"/>
+          <w:szCs w:val="22"/>
+          <w:lang w:val="en-US"/>
+        </w:rPr>
+        <w:t>PETG</w:t>
+      </w:r>
+      <w:r>
+        <w:rPr>
+          <w:rFonts w:asciiTheme="minorHAnsi" w:hAnsiTheme="minorHAnsi" w:cstheme="minorHAnsi"/>
+          <w:sz w:val="22"/>
+          <w:szCs w:val="22"/>
+        </w:rPr>
+        <w:t xml:space="preserve">. Был выбран </w:t>
+      </w:r>
+      <w:r>
+        <w:rPr>
+          <w:rFonts w:asciiTheme="minorHAnsi" w:hAnsiTheme="minorHAnsi" w:cstheme="minorHAnsi"/>
+          <w:sz w:val="22"/>
+          <w:szCs w:val="22"/>
+          <w:lang w:val="en-US"/>
+        </w:rPr>
+        <w:t>PETG</w:t>
+      </w:r>
+      <w:r>
+        <w:rPr>
+          <w:rFonts w:asciiTheme="minorHAnsi" w:hAnsiTheme="minorHAnsi" w:cstheme="minorHAnsi"/>
+          <w:sz w:val="22"/>
+          <w:szCs w:val="22"/>
+        </w:rPr>
+        <w:t xml:space="preserve">, </w:t>
+      </w:r>
+      <w:r>
+        <w:rPr>
+          <w:rFonts w:asciiTheme="minorHAnsi" w:hAnsiTheme="minorHAnsi" w:cstheme="minorHAnsi"/>
+          <w:sz w:val="22"/>
+          <w:szCs w:val="22"/>
+        </w:rPr>
+        <w:t xml:space="preserve">так как он имеет достойную термостойкость по сравнению с </w:t>
+      </w:r>
+      <w:r>
+        <w:rPr>
+          <w:rFonts w:asciiTheme="minorHAnsi" w:hAnsiTheme="minorHAnsi" w:cstheme="minorHAnsi"/>
+          <w:sz w:val="22"/>
+          <w:szCs w:val="22"/>
+          <w:lang w:val="en-US"/>
+        </w:rPr>
+        <w:t>PLA</w:t>
+      </w:r>
+      <w:r>
+        <w:rPr>
+          <w:rFonts w:asciiTheme="minorHAnsi" w:hAnsiTheme="minorHAnsi" w:cstheme="minorHAnsi"/>
+          <w:sz w:val="22"/>
+          <w:szCs w:val="22"/>
+        </w:rPr>
+        <w:t xml:space="preserve">, что важно для вещи, которую могут оставить в машине на солнце, прочность, что не даст ему разбиться при падении, а также меньшая усадка при печати, в отличии от </w:t>
+      </w:r>
+      <w:r>
+        <w:rPr>
+          <w:rFonts w:asciiTheme="minorHAnsi" w:hAnsiTheme="minorHAnsi" w:cstheme="minorHAnsi"/>
+          <w:sz w:val="22"/>
+          <w:szCs w:val="22"/>
+          <w:lang w:val="en-US"/>
+        </w:rPr>
+        <w:t>ABS</w:t>
+      </w:r>
+      <w:r>
+        <w:rPr>
+          <w:rFonts w:asciiTheme="minorHAnsi" w:hAnsiTheme="minorHAnsi" w:cstheme="minorHAnsi"/>
+          <w:sz w:val="22"/>
+          <w:szCs w:val="22"/>
+        </w:rPr>
+        <w:t>.</w:t>
       </w:r>
     </w:p>
     <w:p>
@@ -651,7 +616,7 @@
           <w:sz w:val="22"/>
           <w:szCs w:val="22"/>
         </w:rPr>
-        <w:t>8</w:t>
+        <w:t>7</w:t>
       </w:r>
       <w:r>
         <w:rPr>
@@ -660,7 +625,149 @@
           <w:szCs w:val="22"/>
         </w:rPr>
         <w:tab/>
-        <w:t>На этом слайде представлены таблицы, показывающие себестоимость производства устройства самостоятельно, и его возможного серийного производства.</w:t>
+        <w:t xml:space="preserve">Электрическими компонентами были выбраны гироскоп </w:t>
+      </w:r>
+      <w:r>
+        <w:rPr>
+          <w:rFonts w:asciiTheme="minorHAnsi" w:hAnsiTheme="minorHAnsi" w:cstheme="minorHAnsi"/>
+          <w:sz w:val="22"/>
+          <w:szCs w:val="22"/>
+          <w:lang w:val="en-US"/>
+        </w:rPr>
+        <w:t>MPU</w:t>
+      </w:r>
+      <w:r>
+        <w:rPr>
+          <w:rFonts w:asciiTheme="minorHAnsi" w:hAnsiTheme="minorHAnsi" w:cstheme="minorHAnsi"/>
+          <w:sz w:val="22"/>
+          <w:szCs w:val="22"/>
+        </w:rPr>
+        <w:t xml:space="preserve">-6050 для отслеживания наклона рукояти, микроконтроллер </w:t>
+      </w:r>
+      <w:r>
+        <w:rPr>
+          <w:rFonts w:asciiTheme="minorHAnsi" w:hAnsiTheme="minorHAnsi" w:cstheme="minorHAnsi"/>
+          <w:sz w:val="22"/>
+          <w:szCs w:val="22"/>
+          <w:lang w:val="en-US"/>
+        </w:rPr>
+        <w:t>Arduino</w:t>
+      </w:r>
+      <w:r>
+        <w:rPr>
+          <w:rFonts w:asciiTheme="minorHAnsi" w:hAnsiTheme="minorHAnsi" w:cstheme="minorHAnsi"/>
+          <w:sz w:val="22"/>
+          <w:szCs w:val="22"/>
+        </w:rPr>
+        <w:t xml:space="preserve"> </w:t>
+      </w:r>
+      <w:r>
+        <w:rPr>
+          <w:rFonts w:asciiTheme="minorHAnsi" w:hAnsiTheme="minorHAnsi" w:cstheme="minorHAnsi"/>
+          <w:sz w:val="22"/>
+          <w:szCs w:val="22"/>
+          <w:lang w:val="en-US"/>
+        </w:rPr>
+        <w:t>Pro</w:t>
+      </w:r>
+      <w:r>
+        <w:rPr>
+          <w:rFonts w:asciiTheme="minorHAnsi" w:hAnsiTheme="minorHAnsi" w:cstheme="minorHAnsi"/>
+          <w:sz w:val="22"/>
+          <w:szCs w:val="22"/>
+        </w:rPr>
+        <w:t xml:space="preserve"> </w:t>
+      </w:r>
+      <w:r>
+        <w:rPr>
+          <w:rFonts w:asciiTheme="minorHAnsi" w:hAnsiTheme="minorHAnsi" w:cstheme="minorHAnsi"/>
+          <w:sz w:val="22"/>
+          <w:szCs w:val="22"/>
+          <w:lang w:val="en-US"/>
+        </w:rPr>
+        <w:t>Micro</w:t>
+      </w:r>
+      <w:r>
+        <w:rPr>
+          <w:rFonts w:asciiTheme="minorHAnsi" w:hAnsiTheme="minorHAnsi" w:cstheme="minorHAnsi"/>
+          <w:sz w:val="22"/>
+          <w:szCs w:val="22"/>
+        </w:rPr>
+        <w:t xml:space="preserve"> </w:t>
+      </w:r>
+      <w:r>
+        <w:rPr>
+          <w:rFonts w:asciiTheme="minorHAnsi" w:hAnsiTheme="minorHAnsi" w:cstheme="minorHAnsi"/>
+          <w:sz w:val="22"/>
+          <w:szCs w:val="22"/>
+        </w:rPr>
+        <w:t xml:space="preserve">для управления компьютером, инкрементальный энкодер </w:t>
+      </w:r>
+      <w:r>
+        <w:rPr>
+          <w:rFonts w:asciiTheme="minorHAnsi" w:hAnsiTheme="minorHAnsi" w:cstheme="minorHAnsi"/>
+          <w:sz w:val="22"/>
+          <w:szCs w:val="22"/>
+          <w:lang w:val="en-US"/>
+        </w:rPr>
+        <w:t>EC</w:t>
+      </w:r>
+      <w:r>
+        <w:rPr>
+          <w:rFonts w:asciiTheme="minorHAnsi" w:hAnsiTheme="minorHAnsi" w:cstheme="minorHAnsi"/>
+          <w:sz w:val="22"/>
+          <w:szCs w:val="22"/>
+        </w:rPr>
+        <w:t>11</w:t>
+      </w:r>
+      <w:r>
+        <w:rPr>
+          <w:rFonts w:asciiTheme="minorHAnsi" w:hAnsiTheme="minorHAnsi" w:cstheme="minorHAnsi"/>
+          <w:sz w:val="22"/>
+          <w:szCs w:val="22"/>
+        </w:rPr>
+        <w:t xml:space="preserve"> для имитации прокрутки колесика мыши и нажатия среднего клика, а также тактовые кнопки для нажатия левой и правой кнопок мыши и изменения чувствительности манипулятора.</w:t>
+      </w:r>
+      <w:r>
+        <w:rPr>
+          <w:rFonts w:asciiTheme="minorHAnsi" w:hAnsiTheme="minorHAnsi" w:cstheme="minorHAnsi"/>
+          <w:sz w:val="22"/>
+          <w:szCs w:val="22"/>
+        </w:rPr>
+        <w:t xml:space="preserve"> </w:t>
+      </w:r>
+      <w:r>
+        <w:rPr>
+          <w:rFonts w:asciiTheme="minorHAnsi" w:hAnsiTheme="minorHAnsi" w:cstheme="minorHAnsi"/>
+          <w:sz w:val="22"/>
+          <w:szCs w:val="22"/>
+        </w:rPr>
+        <w:t>После подбора электронных компонентов были созданы модели деталей данного устройства, их печать на 3</w:t>
+      </w:r>
+      <w:r>
+        <w:rPr>
+          <w:rFonts w:asciiTheme="minorHAnsi" w:hAnsiTheme="minorHAnsi" w:cstheme="minorHAnsi"/>
+          <w:sz w:val="22"/>
+          <w:szCs w:val="22"/>
+          <w:lang w:val="en-US"/>
+        </w:rPr>
+        <w:t>D</w:t>
+      </w:r>
+      <w:r>
+        <w:rPr>
+          <w:rFonts w:asciiTheme="minorHAnsi" w:hAnsiTheme="minorHAnsi" w:cstheme="minorHAnsi"/>
+          <w:sz w:val="22"/>
+          <w:szCs w:val="22"/>
+        </w:rPr>
+        <w:t>-</w:t>
+      </w:r>
+      <w:r>
+        <w:rPr>
+          <w:rFonts w:asciiTheme="minorHAnsi" w:hAnsiTheme="minorHAnsi" w:cstheme="minorHAnsi"/>
+          <w:sz w:val="22"/>
+          <w:szCs w:val="22"/>
+        </w:rPr>
+        <w:t>принтере, и последующая зачистка деталей.</w:t>
       </w:r>
     </w:p>
     <w:p>
@@ -680,6 +787,83 @@
           <w:sz w:val="22"/>
           <w:szCs w:val="22"/>
         </w:rPr>
+        <w:t>8</w:t>
+      </w:r>
+      <w:r>
+        <w:rPr>
+          <w:rFonts w:asciiTheme="minorHAnsi" w:hAnsiTheme="minorHAnsi" w:cstheme="minorHAnsi"/>
+          <w:sz w:val="22"/>
+          <w:szCs w:val="22"/>
+        </w:rPr>
+        <w:tab/>
+      </w:r>
+      <w:r>
+        <w:rPr>
+          <w:rFonts w:asciiTheme="minorHAnsi" w:hAnsiTheme="minorHAnsi" w:cstheme="minorHAnsi"/>
+          <w:sz w:val="22"/>
+          <w:szCs w:val="22"/>
+        </w:rPr>
+        <w:t>Вы можете наблюдать</w:t>
+      </w:r>
+      <w:r>
+        <w:rPr>
+          <w:rFonts w:asciiTheme="minorHAnsi" w:hAnsiTheme="minorHAnsi" w:cstheme="minorHAnsi"/>
+          <w:sz w:val="22"/>
+          <w:szCs w:val="22"/>
+        </w:rPr>
+        <w:t xml:space="preserve"> взрыв-схем</w:t>
+      </w:r>
+      <w:r>
+        <w:rPr>
+          <w:rFonts w:asciiTheme="minorHAnsi" w:hAnsiTheme="minorHAnsi" w:cstheme="minorHAnsi"/>
+          <w:sz w:val="22"/>
+          <w:szCs w:val="22"/>
+        </w:rPr>
+        <w:t>у</w:t>
+      </w:r>
+      <w:r>
+        <w:rPr>
+          <w:rFonts w:asciiTheme="minorHAnsi" w:hAnsiTheme="minorHAnsi" w:cstheme="minorHAnsi"/>
+          <w:sz w:val="22"/>
+          <w:szCs w:val="22"/>
+        </w:rPr>
+        <w:t xml:space="preserve"> изделия, позволяющая </w:t>
+      </w:r>
+      <w:r>
+        <w:rPr>
+          <w:rFonts w:asciiTheme="minorHAnsi" w:hAnsiTheme="minorHAnsi" w:cstheme="minorHAnsi"/>
+          <w:sz w:val="22"/>
+          <w:szCs w:val="22"/>
+        </w:rPr>
+        <w:t xml:space="preserve">подробно </w:t>
+      </w:r>
+      <w:r>
+        <w:rPr>
+          <w:rFonts w:asciiTheme="minorHAnsi" w:hAnsiTheme="minorHAnsi" w:cstheme="minorHAnsi"/>
+          <w:sz w:val="22"/>
+          <w:szCs w:val="22"/>
+        </w:rPr>
+        <w:t>изучить его строение.</w:t>
+      </w:r>
+    </w:p>
+    <w:p>
+      <w:pPr>
+        <w:pStyle w:val="a3"/>
+        <w:spacing w:before="0" w:beforeAutospacing="0" w:after="0" w:afterAutospacing="0"/>
+        <w:jc w:val="both"/>
+        <w:rPr>
+          <w:rFonts w:asciiTheme="minorHAnsi" w:hAnsiTheme="minorHAnsi" w:cstheme="minorHAnsi"/>
+          <w:sz w:val="22"/>
+          <w:szCs w:val="22"/>
+          <w:lang w:val="en-US"/>
+        </w:rPr>
+      </w:pPr>
+      <w:r>
+        <w:rPr>
+          <w:rFonts w:asciiTheme="minorHAnsi" w:hAnsiTheme="minorHAnsi" w:cstheme="minorHAnsi"/>
+          <w:sz w:val="22"/>
+          <w:szCs w:val="22"/>
+        </w:rPr>
         <w:t>9</w:t>
       </w:r>
       <w:r>
@@ -722,7 +906,15 @@
           <w:sz w:val="22"/>
           <w:szCs w:val="22"/>
         </w:rPr>
-        <w:t>5.3</w:t>
+        <w:t>5.</w:t>
+      </w:r>
+      <w:r>
+        <w:rPr>
+          <w:rFonts w:asciiTheme="minorHAnsi" w:hAnsiTheme="minorHAnsi" w:cstheme="minorHAnsi"/>
+          <w:sz w:val="22"/>
+          <w:szCs w:val="22"/>
+        </w:rPr>
+        <w:t>4</w:t>
       </w:r>
       <w:r>
         <w:rPr>
@@ -859,6 +1051,324 @@
     </w:lvl>
   </w:abstractNum>
   <w:abstractNum w:abstractNumId="1" w15:restartNumberingAfterBreak="0">
+    <w:nsid w:val="1E2E76DA"/>
+    <w:multiLevelType w:val="hybridMultilevel"/>
+    <w:tmpl w:val="B658F066"/>
+    <w:lvl w:ilvl="0" w:tplc="021E7654">
+      <w:start w:val="1"/>
+      <w:numFmt w:val="bullet"/>
+      <w:lvlText w:val="•"/>
+      <w:lvlJc w:val="left"/>
+      <w:pPr>
+        <w:tabs>
+          <w:tab w:val="num" w:pos="720"/>
+        </w:tabs>
+        <w:ind w:left="720" w:hanging="360"/>
+      </w:pPr>
+      <w:rPr>
+        <w:rFonts w:ascii="Arial" w:hAnsi="Arial" w:hint="default"/>
+      </w:rPr>
+    </w:lvl>
+    <w:lvl w:ilvl="1" w:tplc="E28E2736" w:tentative="1">
+      <w:start w:val="1"/>
+      <w:numFmt w:val="bullet"/>
+      <w:lvlText w:val="•"/>
+      <w:lvlJc w:val="left"/>
+      <w:pPr>
+        <w:tabs>
+          <w:tab w:val="num" w:pos="1440"/>
+        </w:tabs>
+        <w:ind w:left="1440" w:hanging="360"/>
+      </w:pPr>
+      <w:rPr>
+        <w:rFonts w:ascii="Arial" w:hAnsi="Arial" w:hint="default"/>
+      </w:rPr>
+    </w:lvl>
+    <w:lvl w:ilvl="2" w:tplc="9984CBDE" w:tentative="1">
+      <w:start w:val="1"/>
+      <w:numFmt w:val="bullet"/>
+      <w:lvlText w:val="•"/>
+      <w:lvlJc w:val="left"/>
+      <w:pPr>
+        <w:tabs>
+          <w:tab w:val="num" w:pos="2160"/>
+        </w:tabs>
+        <w:ind w:left="2160" w:hanging="360"/>
+      </w:pPr>
+      <w:rPr>
+        <w:rFonts w:ascii="Arial" w:hAnsi="Arial" w:hint="default"/>
+      </w:rPr>
+    </w:lvl>
+    <w:lvl w:ilvl="3" w:tplc="B4FCAC7C" w:tentative="1">
+      <w:start w:val="1"/>
+      <w:numFmt w:val="bullet"/>
+      <w:lvlText w:val="•"/>
+      <w:lvlJc w:val="left"/>
+      <w:pPr>
+        <w:tabs>
+          <w:tab w:val="num" w:pos="2880"/>
+        </w:tabs>
+        <w:ind w:left="2880" w:hanging="360"/>
+      </w:pPr>
+      <w:rPr>
+        <w:rFonts w:ascii="Arial" w:hAnsi="Arial" w:hint="default"/>
+      </w:rPr>
+    </w:lvl>
+    <w:lvl w:ilvl="4" w:tplc="7FDC8636" w:tentative="1">
+      <w:start w:val="1"/>
+      <w:numFmt w:val="bullet"/>
+      <w:lvlText w:val="•"/>
+      <w:lvlJc w:val="left"/>
+      <w:pPr>
+        <w:tabs>
+          <w:tab w:val="num" w:pos="3600"/>
+        </w:tabs>
+        <w:ind w:left="3600" w:hanging="360"/>
+      </w:pPr>
+      <w:rPr>
+        <w:rFonts w:ascii="Arial" w:hAnsi="Arial" w:hint="default"/>
+      </w:rPr>
+    </w:lvl>
+    <w:lvl w:ilvl="5" w:tplc="4204F612" w:tentative="1">
+      <w:start w:val="1"/>
+      <w:numFmt w:val="bullet"/>
+      <w:lvlText w:val="•"/>
+      <w:lvlJc w:val="left"/>
+      <w:pPr>
+        <w:tabs>
+          <w:tab w:val="num" w:pos="4320"/>
+        </w:tabs>
+        <w:ind w:left="4320" w:hanging="360"/>
+      </w:pPr>
+      <w:rPr>
+        <w:rFonts w:ascii="Arial" w:hAnsi="Arial" w:hint="default"/>
+      </w:rPr>
+    </w:lvl>
+    <w:lvl w:ilvl="6" w:tplc="AEA0D3B8" w:tentative="1">
+      <w:start w:val="1"/>
+      <w:numFmt w:val="bullet"/>
+      <w:lvlText w:val="•"/>
+      <w:lvlJc w:val="left"/>
+      <w:pPr>
+        <w:tabs>
+          <w:tab w:val="num" w:pos="5040"/>
+        </w:tabs>
+        <w:ind w:left="5040" w:hanging="360"/>
+      </w:pPr>
+      <w:rPr>
+        <w:rFonts w:ascii="Arial" w:hAnsi="Arial" w:hint="default"/>
+      </w:rPr>
+    </w:lvl>
+    <w:lvl w:ilvl="7" w:tplc="C85871CA" w:tentative="1">
+      <w:start w:val="1"/>
+      <w:numFmt w:val="bullet"/>
+      <w:lvlText w:val="•"/>
+      <w:lvlJc w:val="left"/>
+      <w:pPr>
+        <w:tabs>
+          <w:tab w:val="num" w:pos="5760"/>
+        </w:tabs>
+        <w:ind w:left="5760" w:hanging="360"/>
+      </w:pPr>
+      <w:rPr>
+        <w:rFonts w:ascii="Arial" w:hAnsi="Arial" w:hint="default"/>
+      </w:rPr>
+    </w:lvl>
+    <w:lvl w:ilvl="8" w:tplc="CA445144" w:tentative="1">
+      <w:start w:val="1"/>
+      <w:numFmt w:val="bullet"/>
+      <w:lvlText w:val="•"/>
+      <w:lvlJc w:val="left"/>
+      <w:pPr>
+        <w:tabs>
+          <w:tab w:val="num" w:pos="6480"/>
+        </w:tabs>
+        <w:ind w:left="6480" w:hanging="360"/>
+      </w:pPr>
+      <w:rPr>
+        <w:rFonts w:ascii="Arial" w:hAnsi="Arial" w:hint="default"/>
+      </w:rPr>
+    </w:lvl>
+  </w:abstractNum>
+  <w:abstractNum w:abstractNumId="2" w15:restartNumberingAfterBreak="0">
+    <w:nsid w:val="3DED639E"/>
+    <w:multiLevelType w:val="hybridMultilevel"/>
+    <w:tmpl w:val="595A37DA"/>
+    <w:lvl w:ilvl="0" w:tplc="D018B06A">
+      <w:start w:val="3"/>
+      <w:numFmt w:val="decimal"/>
+      <w:lvlText w:val="%1"/>
+      <w:lvlJc w:val="left"/>
+      <w:pPr>
+        <w:ind w:left="720" w:hanging="360"/>
+      </w:pPr>
+      <w:rPr>
+        <w:rFonts w:hint="default"/>
+      </w:rPr>
+    </w:lvl>
+    <w:lvl w:ilvl="1" w:tplc="04190019" w:tentative="1">
+      <w:start w:val="1"/>
+      <w:numFmt w:val="lowerLetter"/>
+      <w:lvlText w:val="%2."/>
+      <w:lvlJc w:val="left"/>
+      <w:pPr>
+        <w:ind w:left="1440" w:hanging="360"/>
+      </w:pPr>
+    </w:lvl>
+    <w:lvl w:ilvl="2" w:tplc="0419001B" w:tentative="1">
+      <w:start w:val="1"/>
+      <w:numFmt w:val="lowerRoman"/>
+      <w:lvlText w:val="%3."/>
+      <w:lvlJc w:val="right"/>
+      <w:pPr>
+        <w:ind w:left="2160" w:hanging="180"/>
+      </w:pPr>
+    </w:lvl>
+    <w:lvl w:ilvl="3" w:tplc="0419000F" w:tentative="1">
+      <w:start w:val="1"/>
+      <w:numFmt w:val="decimal"/>
+      <w:lvlText w:val="%4."/>
+      <w:lvlJc w:val="left"/>
+      <w:pPr>
+        <w:ind w:left="2880" w:hanging="360"/>
+      </w:pPr>
+    </w:lvl>
+    <w:lvl w:ilvl="4" w:tplc="04190019" w:tentative="1">
+      <w:start w:val="1"/>
+      <w:numFmt w:val="lowerLetter"/>
+      <w:lvlText w:val="%5."/>
+      <w:lvlJc w:val="left"/>
+      <w:pPr>
+        <w:ind w:left="3600" w:hanging="360"/>
+      </w:pPr>
+    </w:lvl>
+    <w:lvl w:ilvl="5" w:tplc="0419001B" w:tentative="1">
+      <w:start w:val="1"/>
+      <w:numFmt w:val="lowerRoman"/>
+      <w:lvlText w:val="%6."/>
+      <w:lvlJc w:val="right"/>
+      <w:pPr>
+        <w:ind w:left="4320" w:hanging="180"/>
+      </w:pPr>
+    </w:lvl>
+    <w:lvl w:ilvl="6" w:tplc="0419000F" w:tentative="1">
+      <w:start w:val="1"/>
+      <w:numFmt w:val="decimal"/>
+      <w:lvlText w:val="%7."/>
+      <w:lvlJc w:val="left"/>
+      <w:pPr>
+        <w:ind w:left="5040" w:hanging="360"/>
+      </w:pPr>
+    </w:lvl>
+    <w:lvl w:ilvl="7" w:tplc="04190019" w:tentative="1">
+      <w:start w:val="1"/>
+      <w:numFmt w:val="lowerLetter"/>
+      <w:lvlText w:val="%8."/>
+      <w:lvlJc w:val="left"/>
+      <w:pPr>
+        <w:ind w:left="5760" w:hanging="360"/>
+      </w:pPr>
+    </w:lvl>
+    <w:lvl w:ilvl="8" w:tplc="0419001B" w:tentative="1">
+      <w:start w:val="1"/>
+      <w:numFmt w:val="lowerRoman"/>
+      <w:lvlText w:val="%9."/>
+      <w:lvlJc w:val="right"/>
+      <w:pPr>
+        <w:ind w:left="6480" w:hanging="180"/>
+      </w:pPr>
+    </w:lvl>
+  </w:abstractNum>
+  <w:abstractNum w:abstractNumId="3" w15:restartNumberingAfterBreak="0">
+    <w:nsid w:val="49E507FF"/>
+    <w:multiLevelType w:val="hybridMultilevel"/>
+    <w:tmpl w:val="1330994E"/>
+    <w:lvl w:ilvl="0" w:tplc="C48011B8">
+      <w:start w:val="3"/>
+      <w:numFmt w:val="decimal"/>
+      <w:lvlText w:val="%1"/>
+      <w:lvlJc w:val="left"/>
+      <w:pPr>
+        <w:ind w:left="720" w:hanging="360"/>
+      </w:pPr>
+      <w:rPr>
+        <w:rFonts w:hint="default"/>
+      </w:rPr>
+    </w:lvl>
+    <w:lvl w:ilvl="1" w:tplc="04190019" w:tentative="1">
+      <w:start w:val="1"/>
+      <w:numFmt w:val="lowerLetter"/>
+      <w:lvlText w:val="%2."/>
+      <w:lvlJc w:val="left"/>
+      <w:pPr>
+        <w:ind w:left="1440" w:hanging="360"/>
+      </w:pPr>
+    </w:lvl>
+    <w:lvl w:ilvl="2" w:tplc="0419001B" w:tentative="1">
+      <w:start w:val="1"/>
+      <w:numFmt w:val="lowerRoman"/>
+      <w:lvlText w:val="%3."/>
+      <w:lvlJc w:val="right"/>
+      <w:pPr>
+        <w:ind w:left="2160" w:hanging="180"/>
+      </w:pPr>
+    </w:lvl>
+    <w:lvl w:ilvl="3" w:tplc="0419000F" w:tentative="1">
+      <w:start w:val="1"/>
+      <w:numFmt w:val="decimal"/>
+      <w:lvlText w:val="%4."/>
+      <w:lvlJc w:val="left"/>
+      <w:pPr>
+        <w:ind w:left="2880" w:hanging="360"/>
+      </w:pPr>
+    </w:lvl>
+    <w:lvl w:ilvl="4" w:tplc="04190019" w:tentative="1">
+      <w:start w:val="1"/>
+      <w:numFmt w:val="lowerLetter"/>
+      <w:lvlText w:val="%5."/>
+      <w:lvlJc w:val="left"/>
+      <w:pPr>
+        <w:ind w:left="3600" w:hanging="360"/>
+      </w:pPr>
+    </w:lvl>
+    <w:lvl w:ilvl="5" w:tplc="0419001B" w:tentative="1">
+      <w:start w:val="1"/>
+      <w:numFmt w:val="lowerRoman"/>
+      <w:lvlText w:val="%6."/>
+      <w:lvlJc w:val="right"/>
+      <w:pPr>
+        <w:ind w:left="4320" w:hanging="180"/>
+      </w:pPr>
+    </w:lvl>
+    <w:lvl w:ilvl="6" w:tplc="0419000F" w:tentative="1">
+      <w:start w:val="1"/>
+      <w:numFmt w:val="decimal"/>
+      <w:lvlText w:val="%7."/>
+      <w:lvlJc w:val="left"/>
+      <w:pPr>
+        <w:ind w:left="5040" w:hanging="360"/>
+      </w:pPr>
+    </w:lvl>
+    <w:lvl w:ilvl="7" w:tplc="04190019" w:tentative="1">
+      <w:start w:val="1"/>
+      <w:numFmt w:val="lowerLetter"/>
+      <w:lvlText w:val="%8."/>
+      <w:lvlJc w:val="left"/>
+      <w:pPr>
+        <w:ind w:left="5760" w:hanging="360"/>
+      </w:pPr>
+    </w:lvl>
+    <w:lvl w:ilvl="8" w:tplc="0419001B" w:tentative="1">
+      <w:start w:val="1"/>
+      <w:numFmt w:val="lowerRoman"/>
+      <w:lvlText w:val="%9."/>
+      <w:lvlJc w:val="right"/>
+      <w:pPr>
+        <w:ind w:left="6480" w:hanging="180"/>
+      </w:pPr>
+    </w:lvl>
+  </w:abstractNum>
+  <w:abstractNum w:abstractNumId="4" w15:restartNumberingAfterBreak="0">
     <w:nsid w:val="7A7B0996"/>
     <w:multiLevelType w:val="multilevel"/>
     <w:tmpl w:val="D78A83F8"/>
@@ -1011,7 +1521,16 @@
     <w:abstractNumId w:val="0"/>
   </w:num>
   <w:num w:numId="2" w16cid:durableId="1513570191">
+    <w:abstractNumId w:val="4"/>
+  </w:num>
+  <w:num w:numId="3" w16cid:durableId="2122607405">
     <w:abstractNumId w:val="1"/>
+  </w:num>
+  <w:num w:numId="4" w16cid:durableId="2013022742">
+    <w:abstractNumId w:val="2"/>
+  </w:num>
+  <w:num w:numId="5" w16cid:durableId="573053975">
+    <w:abstractNumId w:val="3"/>
   </w:num>
 </w:numbering>
 </file>
